--- a/EconAutomation/src/supporting_docs/econ_report_templates/PV_Earnings_Report_Template_Updated.docx
+++ b/EconAutomation/src/supporting_docs/econ_report_templates/PV_Earnings_Report_Template_Updated.docx
@@ -194,9 +194,37 @@
           <w:szCs w:val="23"/>
         </w:rPr>
         <w:t>{{ claimant_name_full }}</w:t>
+      </w:r>
+      <w:r>
+        <w:rPr>
+          <w:color w:val="000000"/>
+          <w:sz w:val="23"/>
+          <w:szCs w:val="23"/>
+        </w:rPr>
         <w:tab/>
+      </w:r>
+      <w:r>
+        <w:rPr>
+          <w:color w:val="000000"/>
+          <w:sz w:val="23"/>
+          <w:szCs w:val="23"/>
+        </w:rPr>
         <w:tab/>
+      </w:r>
+      <w:r>
+        <w:rPr>
+          <w:color w:val="000000"/>
+          <w:sz w:val="23"/>
+          <w:szCs w:val="23"/>
+        </w:rPr>
         <w:tab/>
+      </w:r>
+      <w:r>
+        <w:rPr>
+          <w:color w:val="000000"/>
+          <w:sz w:val="23"/>
+          <w:szCs w:val="23"/>
+        </w:rPr>
         <w:tab/>
       </w:r>
     </w:p>
@@ -411,7 +439,7 @@
           <w:bCs/>
           <w:sz w:val="24"/>
         </w:rPr>
-        <w:t xml:space="preserve">{% endif %}{% if 'MCP' in rehab_report_types %}{% if 'LCP' in rehab_report_types or 'Voc' in rehab_report_types %} and {% endif %}Medical Cost Projection from {{ MCP_expert_name_full_with_titles }}, dated {{ MCP_report_date_long }}{% endif %}; {{ rec_rev_list }}.</w:t>
+        <w:t>{% endif %}{% if 'MCP' in rehab_report_types %}{% if 'LCP' in rehab_report_types or 'Voc' in rehab_report_types %} and {% endif %}Medical Cost Projection from {{ MCP_expert_name_full_with_titles }}, dated {{ MCP_report_date_long }}{% endif %}; {{ rec_rev_list }}.</w:t>
       </w:r>
     </w:p>
     <w:p>
@@ -939,6 +967,7 @@
           <w:bCs/>
           <w:sz w:val="24"/>
         </w:rPr>
+        <w:lastRenderedPageBreak/>
         <w:t>{%p endif %}</w:t>
       </w:r>
     </w:p>
@@ -1038,7 +1067,6 @@
           <w:bCs/>
           <w:sz w:val="24"/>
         </w:rPr>
-        <w:lastRenderedPageBreak/>
         <w:t xml:space="preserve">Without return to gainful employment, the loss from trial is </w:t>
       </w:r>
       <w:r>
@@ -1976,6 +2004,7 @@
           <w:bCs/>
           <w:sz w:val="24"/>
         </w:rPr>
+        <w:lastRenderedPageBreak/>
         <w:t>{%p if credit1_toggle == False and credit2_toggle == False and credit3_toggle == False %}</w:t>
       </w:r>
     </w:p>
@@ -2181,7 +2210,6 @@
           <w:bCs/>
           <w:sz w:val="24"/>
         </w:rPr>
-        <w:lastRenderedPageBreak/>
         <w:t xml:space="preserve">Meals loss to trial is </w:t>
       </w:r>
       <w:r>
@@ -2947,6 +2975,7 @@
           <w:bCs/>
           <w:sz w:val="24"/>
         </w:rPr>
+        <w:lastRenderedPageBreak/>
         <w:t>{%p if 'LCP' in rehab_report_types %}</w:t>
       </w:r>
     </w:p>
@@ -3392,7 +3421,6 @@
           <w:bCs/>
           <w:sz w:val="24"/>
         </w:rPr>
-        <w:lastRenderedPageBreak/>
         <w:t xml:space="preserve">Meals loss to trial is </w:t>
       </w:r>
       <w:r>
@@ -3945,6 +3973,7 @@
           <w:bCs/>
           <w:sz w:val="24"/>
         </w:rPr>
+        <w:lastRenderedPageBreak/>
         <w:t xml:space="preserve">Employer Fringe Contribution loss from trial is </w:t>
       </w:r>
       <w:r>
@@ -4603,7 +4632,6 @@
           <w:bCs/>
           <w:sz w:val="24"/>
         </w:rPr>
-        <w:lastRenderedPageBreak/>
         <w:t xml:space="preserve">Meals loss to trial is </w:t>
       </w:r>
       <w:r>
@@ -4919,6 +4947,7 @@
           <w:bCs/>
           <w:sz w:val="24"/>
         </w:rPr>
+        <w:lastRenderedPageBreak/>
         <w:t>{%p endif %}</w:t>
       </w:r>
     </w:p>
@@ -5814,7 +5843,6 @@
           <w:bCs/>
           <w:sz w:val="24"/>
         </w:rPr>
-        <w:lastRenderedPageBreak/>
         <w:t xml:space="preserve">Meals loss to trial is </w:t>
       </w:r>
       <w:r>
@@ -5902,6 +5930,7 @@
           <w:bCs/>
           <w:sz w:val="24"/>
         </w:rPr>
+        <w:lastRenderedPageBreak/>
         <w:t xml:space="preserve">Benefits loss to trial is </w:t>
       </w:r>
       <w:r>
@@ -6856,6 +6885,7 @@
           <w:bCs/>
           <w:sz w:val="24"/>
         </w:rPr>
+        <w:lastRenderedPageBreak/>
         <w:t xml:space="preserve">Loss between accident and trial is </w:t>
       </w:r>
       <w:r>
@@ -7025,7 +7055,6 @@
           <w:bCs/>
           <w:sz w:val="24"/>
         </w:rPr>
-        <w:lastRenderedPageBreak/>
         <w:t xml:space="preserve">Meals loss to trial is </w:t>
       </w:r>
       <w:r>
@@ -7826,6 +7855,7 @@
           <w:bCs/>
           <w:sz w:val="24"/>
         </w:rPr>
+        <w:lastRenderedPageBreak/>
         <w:t xml:space="preserve">The present value of future medical costs ranges from </w:t>
       </w:r>
       <w:r>
@@ -8172,7 +8202,6 @@
                 <w:bCs/>
                 <w:sz w:val="24"/>
               </w:rPr>
-              <w:lastRenderedPageBreak/>
               <w:t>{{ claimant_DOI_short }}</w:t>
             </w:r>
           </w:p>
@@ -8730,7 +8759,7 @@
                 <w:sz w:val="24"/>
                 <w:szCs w:val="24"/>
               </w:rPr>
-              <w:t xml:space="preserve">{% if credit1_toggle == True %}{{ credit1_WLE_earnings }}{% endif %}{% if credit2_toggle == True %} {{ credit2_WLE_earnings }}{% endif %}{% if credit3_toggle == True %} {{ credit3_WLE_earnings }}{% endif %}</w:t>
+              <w:t>{% if credit1_toggle == True %}{{ credit1_WLE_earnings }}{% endif %}{% if credit2_toggle == True %} {{ credit2_WLE_earnings }}{% endif %}{% if credit3_toggle == True %} {{ credit3_WLE_earnings }}{% endif %}</w:t>
             </w:r>
           </w:p>
         </w:tc>
@@ -8795,6 +8824,7 @@
           <w:sz w:val="24"/>
           <w:u w:val="single"/>
         </w:rPr>
+        <w:lastRenderedPageBreak/>
         <w:t>Loss to Trial</w:t>
       </w:r>
       <w:r>
@@ -8823,7 +8853,35 @@
           <w:bCs/>
           <w:sz w:val="24"/>
         </w:rPr>
-        <w:t xml:space="preserve"> multiplying the earnings base by the time period from the accident to the trial. The Vocational Evaluation states {{ claimant_salutation_with_name_last }} had the potential to reach a median earnings rate of {{ b2e_WLE_earnings }} per year. </w:t>
+        <w:t xml:space="preserve"> multiplying the earnings base by the time period from the accident to the trial. </w:t>
+      </w:r>
+      <w:r>
+        <w:rPr>
+          <w:bCs/>
+          <w:sz w:val="24"/>
+        </w:rPr>
+        <w:t>{</w:t>
+      </w:r>
+      <w:r>
+        <w:rPr>
+          <w:bCs/>
+          <w:sz w:val="24"/>
+        </w:rPr>
+        <w:t>% if base2_toggle == True %</w:t>
+      </w:r>
+      <w:r>
+        <w:rPr>
+          <w:bCs/>
+          <w:sz w:val="24"/>
+        </w:rPr>
+        <w:t>}</w:t>
+      </w:r>
+      <w:r>
+        <w:rPr>
+          <w:bCs/>
+          <w:sz w:val="24"/>
+        </w:rPr>
+        <w:t xml:space="preserve">The Vocational Evaluation states {{ claimant_salutation_with_name_last }} had the potential to reach a median earnings rate of {{ b2e_WLE_earnings }} per year. </w:t>
       </w:r>
       <w:r>
         <w:rPr>
@@ -8832,6 +8890,30 @@
           <w:highlight w:val="green"/>
         </w:rPr>
         <w:t>I employ this base in a future loss scenario only.</w:t>
+      </w:r>
+      <w:r>
+        <w:rPr>
+          <w:bCs/>
+          <w:sz w:val="24"/>
+          <w:highlight w:val="green"/>
+        </w:rPr>
+        <w:t>{</w:t>
+      </w:r>
+      <w:r>
+        <w:rPr>
+          <w:bCs/>
+          <w:sz w:val="24"/>
+          <w:highlight w:val="green"/>
+        </w:rPr>
+        <w:t>% endif %</w:t>
+      </w:r>
+      <w:r>
+        <w:rPr>
+          <w:bCs/>
+          <w:sz w:val="24"/>
+          <w:highlight w:val="green"/>
+        </w:rPr>
+        <w:t>}</w:t>
       </w:r>
     </w:p>
     <w:p>
@@ -8931,6 +9013,13 @@
           <w:bCs/>
           <w:sz w:val="24"/>
         </w:rPr>
+        <w:t>{% if wage_hourly %}</w:t>
+      </w:r>
+      <w:r>
+        <w:rPr>
+          <w:bCs/>
+          <w:sz w:val="24"/>
+        </w:rPr>
         <w:t xml:space="preserve">{{ wage_hourly }} </w:t>
       </w:r>
       <w:r>
@@ -8939,14 +9028,7 @@
           <w:sz w:val="24"/>
           <w:highlight w:val="green"/>
         </w:rPr>
-        <w:t xml:space="preserve">per hour. A notice documenting an initial payment for worker's compensation indicates a weekly wage of </w:t>
-      </w:r>
-      <w:r>
-        <w:rPr>
-          <w:bCs/>
-          <w:sz w:val="24"/>
-        </w:rPr>
-        <w:t xml:space="preserve">{{ wage_weekly }}, </w:t>
+        <w:t>per hour</w:t>
       </w:r>
       <w:r>
         <w:rPr>
@@ -8954,14 +9036,7 @@
           <w:sz w:val="24"/>
           <w:highlight w:val="green"/>
         </w:rPr>
-        <w:t>or</w:t>
-      </w:r>
-      <w:r>
-        <w:rPr>
-          <w:bCs/>
-          <w:sz w:val="24"/>
-        </w:rPr>
-        <w:t xml:space="preserve"> {{ b1e_WLE_earnings }} </w:t>
+        <w:t>{% endif %}</w:t>
       </w:r>
       <w:r>
         <w:rPr>
@@ -8969,7 +9044,15 @@
           <w:sz w:val="24"/>
           <w:highlight w:val="green"/>
         </w:rPr>
-        <w:t xml:space="preserve">per year. I employ this as the first earnings base. This is consistent with a </w:t>
+        <w:t>{% if wage_weekly %}{{ wage_weekly }} per week{% endif %}, or {{ b1e_WLE_earnings }} per year</w:t>
+      </w:r>
+      <w:r>
+        <w:rPr>
+          <w:bCs/>
+          <w:sz w:val="24"/>
+          <w:highlight w:val="green"/>
+        </w:rPr>
+        <w:t xml:space="preserve">. I employ this as the first earnings base. This is consistent with a </w:t>
       </w:r>
       <w:r>
         <w:rPr>
@@ -9007,6 +9090,13 @@
           <w:sz w:val="24"/>
         </w:rPr>
         <w:t xml:space="preserve"> </w:t>
+      </w:r>
+      <w:r>
+        <w:rPr>
+          <w:bCs/>
+          <w:sz w:val="24"/>
+        </w:rPr>
+        <w:t>{% if base2_toggle == True %}</w:t>
       </w:r>
       <w:r>
         <w:rPr>
@@ -9119,6 +9209,13 @@
           <w:sz w:val="24"/>
         </w:rPr>
         <w:t xml:space="preserve"> from the trial.</w:t>
+      </w:r>
+      <w:r>
+        <w:rPr>
+          <w:bCs/>
+          <w:sz w:val="24"/>
+        </w:rPr>
+        <w:t>{% endif %}</w:t>
       </w:r>
     </w:p>
     <w:p>
@@ -9334,7 +9431,6 @@
           <w:bCs/>
           <w:sz w:val="24"/>
         </w:rPr>
-        <w:lastRenderedPageBreak/>
         <w:tab/>
       </w:r>
     </w:p>
@@ -9440,6 +9536,13 @@
         <w:rPr>
           <w:bCs/>
           <w:sz w:val="24"/>
+        </w:rPr>
+        <w:t>%</w:t>
+      </w:r>
+      <w:r>
+        <w:rPr>
+          <w:bCs/>
+          <w:sz w:val="24"/>
           <w:szCs w:val="24"/>
         </w:rPr>
         <w:t xml:space="preserve"> </w:t>
@@ -9518,7 +9621,7 @@
         <w:tblLook w:val="04A0" w:firstRow="1" w:lastRow="0" w:firstColumn="1" w:lastColumn="0" w:noHBand="0" w:noVBand="1"/>
       </w:tblPr>
       <w:tblGrid>
-        <w:gridCol w:w="1434"/>
+        <w:gridCol w:w="1926"/>
         <w:gridCol w:w="2802"/>
       </w:tblGrid>
       <w:tr>
@@ -9684,7 +9787,27 @@
                 <w:szCs w:val="24"/>
                 <w:highlight w:val="red"/>
               </w:rPr>
-              <w:t>Alternative</w:t>
+              <w:t xml:space="preserve">{% if credit1_toggle == True or credit2_toggle == True or credit3_toggle == True </w:t>
+            </w:r>
+            <w:r>
+              <w:rPr>
+                <w:color w:val="000000"/>
+                <w:spacing w:val="0"/>
+                <w:sz w:val="24"/>
+                <w:szCs w:val="24"/>
+                <w:highlight w:val="red"/>
+              </w:rPr>
+              <w:lastRenderedPageBreak/>
+              <w:t>%}Alternative</w:t>
+            </w:r>
+            <w:r>
+              <w:rPr>
+                <w:color w:val="000000"/>
+                <w:spacing w:val="0"/>
+                <w:sz w:val="24"/>
+                <w:szCs w:val="24"/>
+              </w:rPr>
+              <w:t>{% endif %}</w:t>
             </w:r>
           </w:p>
         </w:tc>
@@ -9718,7 +9841,18 @@
                 <w:sz w:val="24"/>
                 <w:szCs w:val="24"/>
               </w:rPr>
-              <w:t xml:space="preserve">{% if credit1_toggle == True %}{{ credit1_WLE_growth_rate }}{% endif %}{% if credit2_toggle == True %} {{ credit2_WLE_growth_rate }}{% endif %}{% if credit3_toggle == True %} {{ credit3_WLE_growth_rate }}{% endif %} </w:t>
+              <w:lastRenderedPageBreak/>
+              <w:t xml:space="preserve">{% if credit1_toggle == True %}{{ credit1_WLE_growth_rate }}{% endif %}{% if credit2_toggle == True %} {{ credit2_WLE_growth_rate </w:t>
+            </w:r>
+            <w:r>
+              <w:rPr>
+                <w:color w:val="000000"/>
+                <w:spacing w:val="0"/>
+                <w:sz w:val="24"/>
+                <w:szCs w:val="24"/>
+              </w:rPr>
+              <w:lastRenderedPageBreak/>
+              <w:t xml:space="preserve">}}{% endif %}{% if credit3_toggle == True %} {{ credit3_WLE_growth_rate }}{% endif %} </w:t>
             </w:r>
           </w:p>
         </w:tc>
@@ -10194,7 +10328,15 @@
           <w:bCs/>
           <w:sz w:val="24"/>
         </w:rPr>
-        <w:t xml:space="preserve"> measures the extent to which the plaintiff's earning capacity may have been impaired as a result of {{ claimant_gender_possessive }} injury. Wages are reported for alternative occupations on </w:t>
+        <w:t xml:space="preserve"> measures the extent to which the plaintiff's earning capacity may have been impaired as a result of {{ claimant_gender_possessive }} injury. </w:t>
+      </w:r>
+      <w:r>
+        <w:rPr>
+          <w:bCs/>
+          <w:sz w:val="24"/>
+        </w:rPr>
+        <w:lastRenderedPageBreak/>
+        <w:t xml:space="preserve">Wages are reported for alternative occupations on </w:t>
       </w:r>
       <w:r>
         <w:rPr>
@@ -10270,6 +10412,13 @@
           <w:sz w:val="24"/>
         </w:rPr>
         <w:t xml:space="preserve"> per year. </w:t>
+      </w:r>
+      <w:r>
+        <w:rPr>
+          <w:bCs/>
+          <w:sz w:val="24"/>
+        </w:rPr>
+        <w:t>{% if taxed_toggle == True %}</w:t>
       </w:r>
       <w:r>
         <w:rPr>
@@ -11105,6 +11254,7 @@
           <w:bCs/>
           <w:sz w:val="24"/>
         </w:rPr>
+        <w:lastRenderedPageBreak/>
         <w:t>{%p endif %}</w:t>
       </w:r>
     </w:p>
@@ -11149,7 +11299,6 @@
                 <w:bCs/>
                 <w:szCs w:val="28"/>
               </w:rPr>
-              <w:lastRenderedPageBreak/>
               <w:t>QUANTITATIVE EVALUATION</w:t>
             </w:r>
           </w:p>
@@ -12499,6 +12648,7 @@
         <w:rPr>
           <w:rFonts w:ascii="TimesNewRomanPS-ItalicMT" w:hAnsi="TimesNewRomanPS-ItalicMT" w:cs="TimesNewRomanPS-ItalicMT"/>
         </w:rPr>
+        <w:lastRenderedPageBreak/>
         <w:t>{%p if 'LCP' in rehab_report_types and ('PVLCP' in report_templates or 'PV Earnings with Medicals' in report_templates) %}</w:t>
       </w:r>
     </w:p>
@@ -12516,7 +12666,6 @@
           <w:rFonts w:ascii="TimesNewRomanPS-ItalicMT" w:hAnsi="TimesNewRomanPS-ItalicMT" w:cs="TimesNewRomanPS-ItalicMT"/>
           <w:u w:val="single"/>
         </w:rPr>
-        <w:lastRenderedPageBreak/>
         <w:t>{{ WC_disc_rate_chart }}</w:t>
       </w:r>
     </w:p>
@@ -14249,6 +14398,7 @@
                 <w:b w:val="0"/>
                 <w:bCs/>
               </w:rPr>
+              <w:lastRenderedPageBreak/>
               <w:t>Primary Earnings</w:t>
             </w:r>
           </w:p>
@@ -19922,19 +20072,14 @@
 </file>
 
 <file path=customXml/item1.xml><?xml version="1.0" encoding="utf-8"?>
-<?mso-contentType ?>
-<FormTemplates xmlns="http://schemas.microsoft.com/sharepoint/v3/contenttype/forms">
-  <Display>DocumentLibraryForm</Display>
-  <Edit>DocumentLibraryForm</Edit>
-  <New>DocumentLibraryForm</New>
-</FormTemplates>
+<p:properties xmlns:p="http://schemas.microsoft.com/office/2006/metadata/properties" xmlns:xsi="http://www.w3.org/2001/XMLSchema-instance" xmlns:pc="http://schemas.microsoft.com/office/infopath/2007/PartnerControls">
+  <documentManagement>
+    <_activity xmlns="91172594-76f2-42b4-b6c8-5686d13fb17f" xsi:nil="true"/>
+  </documentManagement>
+</p:properties>
 </file>
 
 <file path=customXml/item2.xml><?xml version="1.0" encoding="utf-8"?>
-<b:Sources xmlns:b="http://schemas.openxmlformats.org/officeDocument/2006/bibliography" xmlns="http://schemas.openxmlformats.org/officeDocument/2006/bibliography" SelectedStyle="\APASixthEditionOfficeOnline.xsl" StyleName="APA" Version="6"/>
-</file>
-
-<file path=customXml/item3.xml><?xml version="1.0" encoding="utf-8"?>
 <ct:contentTypeSchema xmlns:ct="http://schemas.microsoft.com/office/2006/metadata/contentType" xmlns:ma="http://schemas.microsoft.com/office/2006/metadata/properties/metaAttributes" ct:_="" ma:_="" ma:contentTypeName="Document" ma:contentTypeID="0x010100085B5888F14DAE46912A6E0F6FCFCB07" ma:contentTypeVersion="9" ma:contentTypeDescription="Create a new document." ma:contentTypeScope="" ma:versionID="2185b18d6fd5c46c37ca5df071e41de6">
   <xsd:schema xmlns:xsd="http://www.w3.org/2001/XMLSchema" xmlns:xs="http://www.w3.org/2001/XMLSchema" xmlns:p="http://schemas.microsoft.com/office/2006/metadata/properties" xmlns:ns3="91172594-76f2-42b4-b6c8-5686d13fb17f" targetNamespace="http://schemas.microsoft.com/office/2006/metadata/properties" ma:root="true" ma:fieldsID="3ce95284eb097024ce56720a48b923a2" ns3:_="">
     <xsd:import namespace="91172594-76f2-42b4-b6c8-5686d13fb17f"/>
@@ -20110,31 +20255,30 @@
 </ct:contentTypeSchema>
 </file>
 
+<file path=customXml/item3.xml><?xml version="1.0" encoding="utf-8"?>
+<b:Sources xmlns:b="http://schemas.openxmlformats.org/officeDocument/2006/bibliography" xmlns="http://schemas.openxmlformats.org/officeDocument/2006/bibliography" SelectedStyle="\APASixthEditionOfficeOnline.xsl" StyleName="APA" Version="6"/>
+</file>
+
 <file path=customXml/item4.xml><?xml version="1.0" encoding="utf-8"?>
-<p:properties xmlns:p="http://schemas.microsoft.com/office/2006/metadata/properties" xmlns:xsi="http://www.w3.org/2001/XMLSchema-instance" xmlns:pc="http://schemas.microsoft.com/office/infopath/2007/PartnerControls">
-  <documentManagement>
-    <_activity xmlns="91172594-76f2-42b4-b6c8-5686d13fb17f" xsi:nil="true"/>
-  </documentManagement>
-</p:properties>
+<?mso-contentType ?>
+<FormTemplates xmlns="http://schemas.microsoft.com/sharepoint/v3/contenttype/forms">
+  <Display>DocumentLibraryForm</Display>
+  <Edit>DocumentLibraryForm</Edit>
+  <New>DocumentLibraryForm</New>
+</FormTemplates>
 </file>
 
 <file path=customXml/itemProps1.xml><?xml version="1.0" encoding="utf-8"?>
-<ds:datastoreItem xmlns:ds="http://schemas.openxmlformats.org/officeDocument/2006/customXml" ds:itemID="{510AB3BD-BC06-4C1C-BE0E-F78D828DF9A1}">
+<ds:datastoreItem xmlns:ds="http://schemas.openxmlformats.org/officeDocument/2006/customXml" ds:itemID="{B4565CB4-100A-4A3D-B4D6-384A4DEF81CB}">
   <ds:schemaRefs>
-    <ds:schemaRef ds:uri="http://schemas.microsoft.com/sharepoint/v3/contenttype/forms"/>
+    <ds:schemaRef ds:uri="http://schemas.microsoft.com/office/2006/metadata/properties"/>
+    <ds:schemaRef ds:uri="http://schemas.microsoft.com/office/infopath/2007/PartnerControls"/>
+    <ds:schemaRef ds:uri="91172594-76f2-42b4-b6c8-5686d13fb17f"/>
   </ds:schemaRefs>
 </ds:datastoreItem>
 </file>
 
 <file path=customXml/itemProps2.xml><?xml version="1.0" encoding="utf-8"?>
-<ds:datastoreItem xmlns:ds="http://schemas.openxmlformats.org/officeDocument/2006/customXml" ds:itemID="{FCC1ACD0-7293-47C9-BE0B-4D879715608C}">
-  <ds:schemaRefs>
-    <ds:schemaRef ds:uri="http://schemas.openxmlformats.org/officeDocument/2006/bibliography"/>
-  </ds:schemaRefs>
-</ds:datastoreItem>
-</file>
-
-<file path=customXml/itemProps3.xml><?xml version="1.0" encoding="utf-8"?>
 <ds:datastoreItem xmlns:ds="http://schemas.openxmlformats.org/officeDocument/2006/customXml" ds:itemID="{8A7A12AC-3EA6-42CF-BE43-5DF49F85A7B6}">
   <ds:schemaRefs>
     <ds:schemaRef ds:uri="http://schemas.microsoft.com/office/2006/metadata/contentType"/>
@@ -20152,12 +20296,18 @@
 </ds:datastoreItem>
 </file>
 
+<file path=customXml/itemProps3.xml><?xml version="1.0" encoding="utf-8"?>
+<ds:datastoreItem xmlns:ds="http://schemas.openxmlformats.org/officeDocument/2006/customXml" ds:itemID="{FCC1ACD0-7293-47C9-BE0B-4D879715608C}">
+  <ds:schemaRefs>
+    <ds:schemaRef ds:uri="http://schemas.openxmlformats.org/officeDocument/2006/bibliography"/>
+  </ds:schemaRefs>
+</ds:datastoreItem>
+</file>
+
 <file path=customXml/itemProps4.xml><?xml version="1.0" encoding="utf-8"?>
-<ds:datastoreItem xmlns:ds="http://schemas.openxmlformats.org/officeDocument/2006/customXml" ds:itemID="{B4565CB4-100A-4A3D-B4D6-384A4DEF81CB}">
+<ds:datastoreItem xmlns:ds="http://schemas.openxmlformats.org/officeDocument/2006/customXml" ds:itemID="{510AB3BD-BC06-4C1C-BE0E-F78D828DF9A1}">
   <ds:schemaRefs>
-    <ds:schemaRef ds:uri="http://schemas.microsoft.com/office/2006/metadata/properties"/>
-    <ds:schemaRef ds:uri="http://schemas.microsoft.com/office/infopath/2007/PartnerControls"/>
-    <ds:schemaRef ds:uri="91172594-76f2-42b4-b6c8-5686d13fb17f"/>
+    <ds:schemaRef ds:uri="http://schemas.microsoft.com/sharepoint/v3/contenttype/forms"/>
   </ds:schemaRefs>
 </ds:datastoreItem>
 </file>
--- a/EconAutomation/src/supporting_docs/econ_report_templates/PV_Earnings_Report_Template_Updated.docx
+++ b/EconAutomation/src/supporting_docs/econ_report_templates/PV_Earnings_Report_Template_Updated.docx
@@ -1807,7 +1807,7 @@
           <w:sz w:val="24"/>
           <w:u w:val="single"/>
         </w:rPr>
-        <w:t>{{r WC_PV_summary_no_rounding_low }}</w:t>
+        <w:t>{{r PV_Summary_No_Rounding_Low }}</w:t>
       </w:r>
       <w:r>
         <w:rPr>
@@ -1822,7 +1822,7 @@
           <w:sz w:val="24"/>
           <w:u w:val="single"/>
         </w:rPr>
-        <w:t>{{r WC_PV_summary_no_rounding_high }}</w:t>
+        <w:t>{{r PV_Summary_No_Rounding_High }}</w:t>
       </w:r>
     </w:p>
     <w:p>
@@ -2601,7 +2601,7 @@
           <w:bCs/>
           <w:sz w:val="24"/>
         </w:rPr>
-        <w:t xml:space="preserve">After credit for {{ credit2_WLE_posttrial_adj }} (high post-trail EC), the loss from trial is </w:t>
+        <w:t xml:space="preserve">After credit for {{ credit2_WLE_posttrial_adj }} (high post-trial EC), the loss from trial is </w:t>
       </w:r>
       <w:r>
         <w:rPr>
@@ -3812,7 +3812,7 @@
           <w:bCs/>
           <w:sz w:val="24"/>
         </w:rPr>
-        <w:t xml:space="preserve">After credit for {{ credit2_WLE_posttrial_adj }} (high post-trail EC), the loss from trial is </w:t>
+        <w:t xml:space="preserve">After credit for {{ credit2_WLE_posttrial_adj }} (high post-trial EC), the loss from trial is </w:t>
       </w:r>
       <w:r>
         <w:rPr>
@@ -5024,7 +5024,7 @@
           <w:bCs/>
           <w:sz w:val="24"/>
         </w:rPr>
-        <w:t xml:space="preserve">After credit for {{ credit2_TR_posttrial_adj }} (high post-trail EC), the loss from trial is </w:t>
+        <w:t xml:space="preserve">After credit for {{ credit2_TR_posttrial_adj }} (high post-trial EC), the loss from trial is </w:t>
       </w:r>
       <w:r>
         <w:rPr>
@@ -6235,7 +6235,7 @@
           <w:bCs/>
           <w:sz w:val="24"/>
         </w:rPr>
-        <w:t xml:space="preserve">After credit for {{ credit2_TR_posttrial_adj }} (high post-trail EC), the loss from trial is </w:t>
+        <w:t xml:space="preserve">After credit for {{ credit2_TR_posttrial_adj }} (high post-trial EC), the loss from trial is </w:t>
       </w:r>
       <w:r>
         <w:rPr>
@@ -7446,7 +7446,7 @@
           <w:bCs/>
           <w:sz w:val="24"/>
         </w:rPr>
-        <w:t xml:space="preserve">After credit for {{ credit2_TR_posttrial_adj }} (high post-trail EC), the loss from trial is </w:t>
+        <w:t xml:space="preserve">After credit for {{ credit2_TR_posttrial_adj }} (high post-trial EC), the loss from trial is </w:t>
       </w:r>
       <w:r>
         <w:rPr>
@@ -10433,7 +10433,7 @@
           <w:bCs/>
           <w:sz w:val="24"/>
         </w:rPr>
-        <w:t>{{ b1e_eff_tax_rate }}%.</w:t>
+        <w:t>{{ b1e_eff_tax_rate }}%.{% endif %}</w:t>
       </w:r>
     </w:p>
     <w:p>
@@ -12467,7 +12467,7 @@
         <w:rPr>
           <w:rFonts w:ascii="TimesNewRomanPS-ItalicMT" w:hAnsi="TimesNewRomanPS-ItalicMT" w:cs="TimesNewRomanPS-ItalicMT"/>
         </w:rPr>
-        <w:t>{%p if 'LCP' in rehab_report_types and ('PVLCP' in report_templates or 'PV Earnings with Medicals' in report_templates) %}</w:t>
+        <w:t>{%p if 'LCP' in rehab_report_types %}</w:t>
       </w:r>
     </w:p>
     <w:p>
@@ -12649,7 +12649,7 @@
           <w:rFonts w:ascii="TimesNewRomanPS-ItalicMT" w:hAnsi="TimesNewRomanPS-ItalicMT" w:cs="TimesNewRomanPS-ItalicMT"/>
         </w:rPr>
         <w:lastRenderedPageBreak/>
-        <w:t>{%p if 'LCP' in rehab_report_types and ('PVLCP' in report_templates or 'PV Earnings with Medicals' in report_templates) %}</w:t>
+        <w:t>{%p if 'LCP' in rehab_report_types %}</w:t>
       </w:r>
     </w:p>
     <w:p>
